--- a/EXPORTS/DOCX/published/niveau1/Dutch/Reporting.docx
+++ b/EXPORTS/DOCX/published/niveau1/Dutch/Reporting.docx
@@ -228,7 +228,7 @@
           <w:rFonts w:ascii="Charis SIL Regular" w:hAnsi="Charis SIL Regular" w:eastAsia="Charis SIL Regular"/>
           <w:b w:val="0"/>
           <w:i w:val="0"/>
-          <w:color w:val="0066CC"/>
+          <w:color w:val="0000FF"/>
           <w:sz w:val="24"/>
           <w:u w:val="single"/>
         </w:rPr>
@@ -246,7 +246,7 @@
           <w:rFonts w:ascii="Charis SIL Regular" w:hAnsi="Charis SIL Regular" w:eastAsia="Charis SIL Regular"/>
           <w:b w:val="0"/>
           <w:i w:val="0"/>
-          <w:color w:val="0066CC"/>
+          <w:color w:val="0000FF"/>
           <w:sz w:val="24"/>
           <w:u w:val="single"/>
         </w:rPr>
@@ -257,7 +257,7 @@
           <w:rFonts w:ascii="Charis SIL Regular" w:hAnsi="Charis SIL Regular" w:eastAsia="Charis SIL Regular"/>
           <w:b w:val="0"/>
           <w:i w:val="0"/>
-          <w:color w:val="0066CC"/>
+          <w:color w:val="0000FF"/>
           <w:sz w:val="24"/>
           <w:u w:val="single"/>
         </w:rPr>
@@ -275,7 +275,7 @@
           <w:rFonts w:ascii="Charis SIL Regular" w:hAnsi="Charis SIL Regular" w:eastAsia="Charis SIL Regular"/>
           <w:b w:val="0"/>
           <w:i w:val="0"/>
-          <w:color w:val="0066CC"/>
+          <w:color w:val="0000FF"/>
           <w:sz w:val="24"/>
           <w:u w:val="single"/>
         </w:rPr>
@@ -286,7 +286,7 @@
           <w:rFonts w:ascii="Charis SIL Regular" w:hAnsi="Charis SIL Regular" w:eastAsia="Charis SIL Regular"/>
           <w:b w:val="0"/>
           <w:i w:val="0"/>
-          <w:color w:val="0066CC"/>
+          <w:color w:val="0000FF"/>
           <w:sz w:val="24"/>
           <w:u w:val="single"/>
         </w:rPr>
@@ -304,7 +304,7 @@
           <w:rFonts w:ascii="Charis SIL Regular" w:hAnsi="Charis SIL Regular" w:eastAsia="Charis SIL Regular"/>
           <w:b w:val="0"/>
           <w:i w:val="0"/>
-          <w:color w:val="0066CC"/>
+          <w:color w:val="0000FF"/>
           <w:sz w:val="24"/>
           <w:u w:val="single"/>
         </w:rPr>
@@ -315,7 +315,7 @@
           <w:rFonts w:ascii="Charis SIL Regular" w:hAnsi="Charis SIL Regular" w:eastAsia="Charis SIL Regular"/>
           <w:b w:val="0"/>
           <w:i w:val="0"/>
-          <w:color w:val="0066CC"/>
+          <w:color w:val="0000FF"/>
           <w:sz w:val="24"/>
           <w:u w:val="single"/>
         </w:rPr>
@@ -333,7 +333,7 @@
           <w:rFonts w:ascii="Charis SIL Regular" w:hAnsi="Charis SIL Regular" w:eastAsia="Charis SIL Regular"/>
           <w:b w:val="0"/>
           <w:i w:val="0"/>
-          <w:color w:val="0066CC"/>
+          <w:color w:val="0000FF"/>
           <w:sz w:val="24"/>
           <w:u w:val="single"/>
         </w:rPr>
@@ -344,7 +344,7 @@
           <w:rFonts w:ascii="Charis SIL Regular" w:hAnsi="Charis SIL Regular" w:eastAsia="Charis SIL Regular"/>
           <w:b w:val="0"/>
           <w:i w:val="0"/>
-          <w:color w:val="0066CC"/>
+          <w:color w:val="0000FF"/>
           <w:sz w:val="24"/>
           <w:u w:val="single"/>
         </w:rPr>
@@ -362,7 +362,7 @@
           <w:rFonts w:ascii="Charis SIL Regular" w:hAnsi="Charis SIL Regular" w:eastAsia="Charis SIL Regular"/>
           <w:b w:val="0"/>
           <w:i w:val="0"/>
-          <w:color w:val="0066CC"/>
+          <w:color w:val="0000FF"/>
           <w:sz w:val="24"/>
           <w:u w:val="single"/>
         </w:rPr>
@@ -380,7 +380,7 @@
           <w:rFonts w:ascii="Charis SIL Regular" w:hAnsi="Charis SIL Regular" w:eastAsia="Charis SIL Regular"/>
           <w:b w:val="0"/>
           <w:i w:val="0"/>
-          <w:color w:val="0066CC"/>
+          <w:color w:val="0000FF"/>
           <w:sz w:val="24"/>
           <w:u w:val="single"/>
         </w:rPr>
@@ -391,7 +391,7 @@
           <w:rFonts w:ascii="Charis SIL Regular" w:hAnsi="Charis SIL Regular" w:eastAsia="Charis SIL Regular"/>
           <w:b w:val="0"/>
           <w:i w:val="0"/>
-          <w:color w:val="0066CC"/>
+          <w:color w:val="0000FF"/>
           <w:sz w:val="24"/>
           <w:u w:val="single"/>
         </w:rPr>
@@ -479,7 +479,7 @@
           <w:rFonts w:ascii="Charis SIL Regular" w:hAnsi="Charis SIL Regular" w:eastAsia="Charis SIL Regular"/>
           <w:b w:val="0"/>
           <w:i w:val="0"/>
-          <w:color w:val="0066CC"/>
+          <w:color w:val="0000FF"/>
           <w:sz w:val="24"/>
           <w:u w:val="single"/>
         </w:rPr>
@@ -514,7 +514,7 @@
       </w:r>
       <w:r>
         <w:rPr>
-          <w:u w:val="single" w:color="0066cc"/>
+          <w:u w:val="single" w:color="0000ff"/>
           <w:rFonts w:ascii="Charis SIL Regular" w:hAnsi="Charis SIL Regular" w:eastAsia="Charis SIL Regular"/>
           <w:b w:val="0"/>
           <w:i w:val="0"/>
@@ -565,7 +565,7 @@
           <w:rFonts w:ascii="Charis SIL Regular" w:hAnsi="Charis SIL Regular" w:eastAsia="Charis SIL Regular"/>
           <w:b w:val="0"/>
           <w:i w:val="0"/>
-          <w:color w:val="0066CC"/>
+          <w:color w:val="0000FF"/>
           <w:sz w:val="24"/>
           <w:u w:val="single"/>
         </w:rPr>
@@ -693,7 +693,7 @@
           <w:rFonts w:ascii="Charis SIL Regular" w:hAnsi="Charis SIL Regular" w:eastAsia="Charis SIL Regular"/>
           <w:b w:val="0"/>
           <w:i w:val="0"/>
-          <w:color w:val="0066CC"/>
+          <w:color w:val="0000FF"/>
           <w:sz w:val="24"/>
           <w:u w:val="single"/>
         </w:rPr>
@@ -711,7 +711,7 @@
           <w:rFonts w:ascii="Charis SIL Regular" w:hAnsi="Charis SIL Regular" w:eastAsia="Charis SIL Regular"/>
           <w:b w:val="0"/>
           <w:i w:val="0"/>
-          <w:color w:val="0066CC"/>
+          <w:color w:val="0000FF"/>
           <w:sz w:val="24"/>
           <w:u w:val="single"/>
         </w:rPr>
@@ -722,7 +722,7 @@
           <w:rFonts w:ascii="Charis SIL Regular" w:hAnsi="Charis SIL Regular" w:eastAsia="Charis SIL Regular"/>
           <w:b w:val="0"/>
           <w:i w:val="0"/>
-          <w:color w:val="0066CC"/>
+          <w:color w:val="0000FF"/>
           <w:sz w:val="24"/>
           <w:u w:val="single"/>
         </w:rPr>
@@ -740,7 +740,7 @@
           <w:rFonts w:ascii="Charis SIL Regular" w:hAnsi="Charis SIL Regular" w:eastAsia="Charis SIL Regular"/>
           <w:b w:val="0"/>
           <w:i w:val="0"/>
-          <w:color w:val="0066CC"/>
+          <w:color w:val="0000FF"/>
           <w:sz w:val="24"/>
           <w:u w:val="single"/>
         </w:rPr>
@@ -751,7 +751,7 @@
           <w:rFonts w:ascii="Charis SIL Regular" w:hAnsi="Charis SIL Regular" w:eastAsia="Charis SIL Regular"/>
           <w:b w:val="0"/>
           <w:i w:val="0"/>
-          <w:color w:val="0066CC"/>
+          <w:color w:val="0000FF"/>
           <w:sz w:val="24"/>
           <w:u w:val="single"/>
         </w:rPr>
@@ -769,7 +769,7 @@
           <w:rFonts w:ascii="Charis SIL Regular" w:hAnsi="Charis SIL Regular" w:eastAsia="Charis SIL Regular"/>
           <w:b w:val="0"/>
           <w:i w:val="0"/>
-          <w:color w:val="0066CC"/>
+          <w:color w:val="0000FF"/>
           <w:sz w:val="24"/>
           <w:u w:val="single"/>
         </w:rPr>
@@ -780,7 +780,7 @@
           <w:rFonts w:ascii="Charis SIL Regular" w:hAnsi="Charis SIL Regular" w:eastAsia="Charis SIL Regular"/>
           <w:b w:val="0"/>
           <w:i w:val="0"/>
-          <w:color w:val="0066CC"/>
+          <w:color w:val="0000FF"/>
           <w:sz w:val="24"/>
           <w:u w:val="single"/>
         </w:rPr>
@@ -811,83 +811,11 @@
           <w:color w:val="000000"/>
           <w:sz w:val="24"/>
         </w:rPr>
-        <w:t>Grafsteen (Aceh, 16de-18de eeuw), onbekende begraafplaa</w:t>
+        <w:t>Grafsteen (Aceh, 16de-18de eeuw), onbekende begraafplaats in Lhoknga, tot 1901; (v</w:t>
       </w:r>
       <w:r>
         <w:rPr>
-          <w:u w:val="single" w:color="0066cc"/>
-          <w:rFonts w:ascii="Charis SIL Italic" w:hAnsi="Charis SIL Italic" w:eastAsia="Charis SIL Italic"/>
-          <w:b w:val="0"/>
-          <w:i/>
-          <w:color w:val="000000"/>
-          <w:sz w:val="24"/>
-        </w:rPr>
-        <w:hyperlink r:id="rId12" w:history="1">
-          <w:r>
-            <w:rPr>
-              <w:rStyle w:val="Hyperlink"/>
-            </w:rPr>
-            <w:t>ts in L</w:t>
-          </w:r>
-        </w:hyperlink>
-      </w:r>
-      <w:r>
-        <w:rPr>
-          <w:u w:val="single" w:color="0066cc"/>
-          <w:rFonts w:ascii="Charis SIL Italic" w:hAnsi="Charis SIL Italic" w:eastAsia="Charis SIL Italic"/>
-          <w:b w:val="0"/>
-          <w:i/>
-          <w:color w:val="000000"/>
-          <w:sz w:val="24"/>
-        </w:rPr>
-        <w:hyperlink r:id="rId12" w:history="1">
-          <w:r>
-            <w:rPr>
-              <w:rStyle w:val="Hyperlink"/>
-            </w:rPr>
-            <w:t>h</w:t>
-          </w:r>
-        </w:hyperlink>
-      </w:r>
-      <w:r>
-        <w:rPr>
-          <w:u w:val="single" w:color="0066cc"/>
-          <w:rFonts w:ascii="Charis SIL Italic" w:hAnsi="Charis SIL Italic" w:eastAsia="Charis SIL Italic"/>
-          <w:b w:val="0"/>
-          <w:i/>
-          <w:color w:val="000000"/>
-          <w:sz w:val="24"/>
-        </w:rPr>
-        <w:hyperlink r:id="rId12" w:history="1">
-          <w:r>
-            <w:rPr>
-              <w:rStyle w:val="Hyperlink"/>
-            </w:rPr>
-            <w:t>oknga, tot 1</w:t>
-          </w:r>
-        </w:hyperlink>
-      </w:r>
-      <w:r>
-        <w:rPr>
-          <w:u w:val="single" w:color="0066cc"/>
-          <w:rFonts w:ascii="Charis SIL Italic" w:hAnsi="Charis SIL Italic" w:eastAsia="Charis SIL Italic"/>
-          <w:b w:val="0"/>
-          <w:i/>
-          <w:color w:val="000000"/>
-          <w:sz w:val="24"/>
-        </w:rPr>
-        <w:hyperlink r:id="rId12" w:history="1">
-          <w:r>
-            <w:rPr>
-              <w:rStyle w:val="Hyperlink"/>
-            </w:rPr>
-            <w:t>901; (v</w:t>
-          </w:r>
-        </w:hyperlink>
-      </w:r>
-      <w:r>
-        <w:rPr>
-          <w:u w:val="single" w:color="0066cc"/>
+          <w:u w:val="single" w:color="0000ff"/>
           <w:rFonts w:ascii="Charis SIL Italic" w:hAnsi="Charis SIL Italic" w:eastAsia="Charis SIL Italic"/>
           <w:b w:val="0"/>
           <w:i/>
@@ -905,7 +833,7 @@
       </w:r>
       <w:r>
         <w:rPr>
-          <w:u w:val="single" w:color="0066cc"/>
+          <w:u w:val="single" w:color="0000ff"/>
           <w:rFonts w:ascii="Charis SIL Italic" w:hAnsi="Charis SIL Italic" w:eastAsia="Charis SIL Italic"/>
           <w:b w:val="0"/>
           <w:i/>
@@ -1579,7 +1507,7 @@
           <w:rFonts w:ascii="Charis SIL Regular" w:hAnsi="Charis SIL Regular" w:eastAsia="Charis SIL Regular"/>
           <w:b w:val="0"/>
           <w:i w:val="0"/>
-          <w:color w:val="0066CC"/>
+          <w:color w:val="0000FF"/>
           <w:sz w:val="24"/>
           <w:u w:val="single"/>
         </w:rPr>
@@ -1614,7 +1542,7 @@
       </w:r>
       <w:r>
         <w:rPr>
-          <w:u w:val="single" w:color="0066cc"/>
+          <w:u w:val="single" w:color="0000ff"/>
           <w:rFonts w:ascii="Charis SIL Regular" w:hAnsi="Charis SIL Regular" w:eastAsia="Charis SIL Regular"/>
           <w:b w:val="0"/>
           <w:i w:val="0"/>
@@ -1695,7 +1623,7 @@
           <w:rFonts w:ascii="Charis SIL Regular" w:hAnsi="Charis SIL Regular" w:eastAsia="Charis SIL Regular"/>
           <w:b w:val="0"/>
           <w:i w:val="0"/>
-          <w:color w:val="0066CC"/>
+          <w:color w:val="0000FF"/>
           <w:sz w:val="24"/>
           <w:u w:val="single"/>
         </w:rPr>
@@ -1713,7 +1641,7 @@
           <w:rFonts w:ascii="Charis SIL Regular" w:hAnsi="Charis SIL Regular" w:eastAsia="Charis SIL Regular"/>
           <w:b w:val="0"/>
           <w:i w:val="0"/>
-          <w:color w:val="0066CC"/>
+          <w:color w:val="0000FF"/>
           <w:sz w:val="24"/>
           <w:u w:val="single"/>
         </w:rPr>
@@ -1724,7 +1652,7 @@
           <w:rFonts w:ascii="Charis SIL Regular" w:hAnsi="Charis SIL Regular" w:eastAsia="Charis SIL Regular"/>
           <w:b w:val="0"/>
           <w:i w:val="0"/>
-          <w:color w:val="0066CC"/>
+          <w:color w:val="0000FF"/>
           <w:sz w:val="24"/>
           <w:u w:val="single"/>
         </w:rPr>
@@ -1742,7 +1670,7 @@
           <w:rFonts w:ascii="Charis SIL Regular" w:hAnsi="Charis SIL Regular" w:eastAsia="Charis SIL Regular"/>
           <w:b w:val="0"/>
           <w:i w:val="0"/>
-          <w:color w:val="0066CC"/>
+          <w:color w:val="0000FF"/>
           <w:sz w:val="24"/>
           <w:u w:val="single"/>
         </w:rPr>
@@ -1753,7 +1681,7 @@
           <w:rFonts w:ascii="Charis SIL Regular" w:hAnsi="Charis SIL Regular" w:eastAsia="Charis SIL Regular"/>
           <w:b w:val="0"/>
           <w:i w:val="0"/>
-          <w:color w:val="0066CC"/>
+          <w:color w:val="0000FF"/>
           <w:sz w:val="24"/>
           <w:u w:val="single"/>
         </w:rPr>
@@ -1784,25 +1712,7 @@
           <w:color w:val="000000"/>
           <w:sz w:val="24"/>
         </w:rPr>
-        <w:t>koloniale term</w:t>
-      </w:r>
-      <w:r>
-        <w:rPr>
-          <w:u w:val="single" w:color="0066cc"/>
-          <w:rFonts w:ascii="Charis SIL Regular" w:hAnsi="Charis SIL Regular" w:eastAsia="Charis SIL Regular"/>
-          <w:b w:val="0"/>
-          <w:i w:val="0"/>
-          <w:color w:val="000000"/>
-          <w:sz w:val="24"/>
-        </w:rPr>
-        <w:hyperlink r:id="rId14" w:history="1">
-          <w:r>
-            <w:rPr>
-              <w:rStyle w:val="Hyperlink"/>
-            </w:rPr>
-            <w:t>inologie.</w:t>
-          </w:r>
-        </w:hyperlink>
+        <w:t>koloniale terminologie.</w:t>
       </w:r>
     </w:p>
     <w:p>
@@ -1849,8 +1759,9 @@
           <w:rFonts w:ascii="Charis SIL Regular" w:hAnsi="Charis SIL Regular" w:eastAsia="Charis SIL Regular"/>
           <w:b w:val="0"/>
           <w:i w:val="0"/>
-          <w:color w:val="0066CC"/>
+          <w:color w:val="0000FF"/>
           <w:sz w:val="24"/>
+          <w:u w:val="single"/>
         </w:rPr>
         <w:t>Bronnen</w:t>
       </w:r>
@@ -1872,10 +1783,22 @@
           <w:rFonts w:ascii="Charis SIL Regular" w:hAnsi="Charis SIL Regular" w:eastAsia="Charis SIL Regular"/>
           <w:b w:val="0"/>
           <w:i w:val="0"/>
-          <w:color w:val="0066CC"/>
+          <w:color w:val="0000FF"/>
           <w:sz w:val="24"/>
+          <w:u w:val="single"/>
         </w:rPr>
-        <w:t>Onderzoeken</w:t>
+        <w:t>Onderzo</w:t>
+      </w:r>
+      <w:r>
+        <w:rPr>
+          <w:rFonts w:ascii="Charis SIL Regular" w:hAnsi="Charis SIL Regular" w:eastAsia="Charis SIL Regular"/>
+          <w:b w:val="0"/>
+          <w:i w:val="0"/>
+          <w:color w:val="0000FF"/>
+          <w:sz w:val="24"/>
+          <w:u w:val="single"/>
+        </w:rPr>
+        <w:t>eken</w:t>
       </w:r>
       <w:r>
         <w:br/>
@@ -1895,11 +1818,22 @@
           <w:rFonts w:ascii="Charis SIL Regular" w:hAnsi="Charis SIL Regular" w:eastAsia="Charis SIL Regular"/>
           <w:b w:val="0"/>
           <w:i w:val="0"/>
-          <w:color w:val="0066CC"/>
+          <w:color w:val="0000FF"/>
           <w:sz w:val="24"/>
           <w:u w:val="single"/>
         </w:rPr>
-        <w:t>Selecteren en afbakenen</w:t>
+        <w:t>Selecteren en</w:t>
+      </w:r>
+      <w:r>
+        <w:rPr>
+          <w:rFonts w:ascii="Charis SIL Regular" w:hAnsi="Charis SIL Regular" w:eastAsia="Charis SIL Regular"/>
+          <w:b w:val="0"/>
+          <w:i w:val="0"/>
+          <w:color w:val="0000FF"/>
+          <w:sz w:val="24"/>
+          <w:u w:val="single"/>
+        </w:rPr>
+        <w:t xml:space="preserve"> afbakenen</w:t>
       </w:r>
     </w:p>
     <w:p>

--- a/EXPORTS/DOCX/published/niveau1/Dutch/Reporting.docx
+++ b/EXPORTS/DOCX/published/niveau1/Dutch/Reporting.docx
@@ -811,7 +811,79 @@
           <w:color w:val="000000"/>
           <w:sz w:val="24"/>
         </w:rPr>
-        <w:t>Grafsteen (Aceh, 16de-18de eeuw), onbekende begraafplaats in Lhoknga, tot 1901; (v</w:t>
+        <w:t>Grafsteen (Aceh, 16de-18de eeuw), onbekende begraafplaa</w:t>
+      </w:r>
+      <w:r>
+        <w:rPr>
+          <w:u w:val="single" w:color="0000ff"/>
+          <w:rFonts w:ascii="Charis SIL Italic" w:hAnsi="Charis SIL Italic" w:eastAsia="Charis SIL Italic"/>
+          <w:b w:val="0"/>
+          <w:i/>
+          <w:color w:val="000000"/>
+          <w:sz w:val="24"/>
+        </w:rPr>
+        <w:hyperlink r:id="rId12" w:history="1">
+          <w:r>
+            <w:rPr>
+              <w:rStyle w:val="Hyperlink"/>
+            </w:rPr>
+            <w:t>ts in L</w:t>
+          </w:r>
+        </w:hyperlink>
+      </w:r>
+      <w:r>
+        <w:rPr>
+          <w:u w:val="single" w:color="0000ff"/>
+          <w:rFonts w:ascii="Charis SIL Italic" w:hAnsi="Charis SIL Italic" w:eastAsia="Charis SIL Italic"/>
+          <w:b w:val="0"/>
+          <w:i/>
+          <w:color w:val="000000"/>
+          <w:sz w:val="24"/>
+        </w:rPr>
+        <w:hyperlink r:id="rId12" w:history="1">
+          <w:r>
+            <w:rPr>
+              <w:rStyle w:val="Hyperlink"/>
+            </w:rPr>
+            <w:t>h</w:t>
+          </w:r>
+        </w:hyperlink>
+      </w:r>
+      <w:r>
+        <w:rPr>
+          <w:u w:val="single" w:color="0000ff"/>
+          <w:rFonts w:ascii="Charis SIL Italic" w:hAnsi="Charis SIL Italic" w:eastAsia="Charis SIL Italic"/>
+          <w:b w:val="0"/>
+          <w:i/>
+          <w:color w:val="000000"/>
+          <w:sz w:val="24"/>
+        </w:rPr>
+        <w:hyperlink r:id="rId12" w:history="1">
+          <w:r>
+            <w:rPr>
+              <w:rStyle w:val="Hyperlink"/>
+            </w:rPr>
+            <w:t>oknga, tot 1</w:t>
+          </w:r>
+        </w:hyperlink>
+      </w:r>
+      <w:r>
+        <w:rPr>
+          <w:u w:val="single" w:color="0000ff"/>
+          <w:rFonts w:ascii="Charis SIL Italic" w:hAnsi="Charis SIL Italic" w:eastAsia="Charis SIL Italic"/>
+          <w:b w:val="0"/>
+          <w:i/>
+          <w:color w:val="000000"/>
+          <w:sz w:val="24"/>
+        </w:rPr>
+        <w:hyperlink r:id="rId12" w:history="1">
+          <w:r>
+            <w:rPr>
+              <w:rStyle w:val="Hyperlink"/>
+            </w:rPr>
+            <w:t>901; (v</w:t>
+          </w:r>
+        </w:hyperlink>
       </w:r>
       <w:r>
         <w:rPr>

--- a/EXPORTS/DOCX/published/niveau1/Dutch/Reporting.docx
+++ b/EXPORTS/DOCX/published/niveau1/Dutch/Reporting.docx
@@ -833,39 +833,13 @@
       </w:r>
       <w:r>
         <w:rPr>
-          <w:u w:val="single" w:color="0000ff"/>
           <w:rFonts w:ascii="Charis SIL Italic" w:hAnsi="Charis SIL Italic" w:eastAsia="Charis SIL Italic"/>
           <w:b w:val="0"/>
           <w:i/>
           <w:color w:val="000000"/>
           <w:sz w:val="24"/>
         </w:rPr>
-        <w:hyperlink r:id="rId12" w:history="1">
-          <w:r>
-            <w:rPr>
-              <w:rStyle w:val="Hyperlink"/>
-            </w:rPr>
-            <w:t>h</w:t>
-          </w:r>
-        </w:hyperlink>
-      </w:r>
-      <w:r>
-        <w:rPr>
-          <w:u w:val="single" w:color="0000ff"/>
-          <w:rFonts w:ascii="Charis SIL Italic" w:hAnsi="Charis SIL Italic" w:eastAsia="Charis SIL Italic"/>
-          <w:b w:val="0"/>
-          <w:i/>
-          <w:color w:val="000000"/>
-          <w:sz w:val="24"/>
-        </w:rPr>
-        <w:hyperlink r:id="rId12" w:history="1">
-          <w:r>
-            <w:rPr>
-              <w:rStyle w:val="Hyperlink"/>
-            </w:rPr>
-            <w:t>oknga, tot 1</w:t>
-          </w:r>
-        </w:hyperlink>
+        <w:t>hoknga, tot 1</w:t>
       </w:r>
       <w:r>
         <w:rPr>
@@ -1784,7 +1758,25 @@
           <w:color w:val="000000"/>
           <w:sz w:val="24"/>
         </w:rPr>
-        <w:t>koloniale terminologie.</w:t>
+        <w:t>koloniale term</w:t>
+      </w:r>
+      <w:r>
+        <w:rPr>
+          <w:u w:val="single" w:color="0000ff"/>
+          <w:rFonts w:ascii="Charis SIL Regular" w:hAnsi="Charis SIL Regular" w:eastAsia="Charis SIL Regular"/>
+          <w:b w:val="0"/>
+          <w:i w:val="0"/>
+          <w:color w:val="000000"/>
+          <w:sz w:val="24"/>
+        </w:rPr>
+        <w:hyperlink r:id="rId14" w:history="1">
+          <w:r>
+            <w:rPr>
+              <w:rStyle w:val="Hyperlink"/>
+            </w:rPr>
+            <w:t>inologie.</w:t>
+          </w:r>
+        </w:hyperlink>
       </w:r>
     </w:p>
     <w:p>

--- a/EXPORTS/DOCX/published/niveau1/Dutch/Reporting.docx
+++ b/EXPORTS/DOCX/published/niveau1/Dutch/Reporting.docx
@@ -833,13 +833,31 @@
       </w:r>
       <w:r>
         <w:rPr>
+          <w:u w:val="single" w:color="0000ff"/>
           <w:rFonts w:ascii="Charis SIL Italic" w:hAnsi="Charis SIL Italic" w:eastAsia="Charis SIL Italic"/>
           <w:b w:val="0"/>
           <w:i/>
           <w:color w:val="000000"/>
           <w:sz w:val="24"/>
         </w:rPr>
-        <w:t>hoknga, tot 1</w:t>
+        <w:hyperlink r:id="rId12" w:history="1">
+          <w:r>
+            <w:rPr>
+              <w:rStyle w:val="Hyperlink"/>
+            </w:rPr>
+            <w:t>h</w:t>
+          </w:r>
+        </w:hyperlink>
+      </w:r>
+      <w:r>
+        <w:rPr>
+          <w:rFonts w:ascii="Charis SIL Italic" w:hAnsi="Charis SIL Italic" w:eastAsia="Charis SIL Italic"/>
+          <w:b w:val="0"/>
+          <w:i/>
+          <w:color w:val="000000"/>
+          <w:sz w:val="24"/>
+        </w:rPr>
+        <w:t>oknga, tot 1</w:t>
       </w:r>
       <w:r>
         <w:rPr>

--- a/EXPORTS/DOCX/published/niveau1/Dutch/Reporting.docx
+++ b/EXPORTS/DOCX/published/niveau1/Dutch/Reporting.docx
@@ -851,16 +851,6 @@
       </w:r>
       <w:r>
         <w:rPr>
-          <w:rFonts w:ascii="Charis SIL Italic" w:hAnsi="Charis SIL Italic" w:eastAsia="Charis SIL Italic"/>
-          <w:b w:val="0"/>
-          <w:i/>
-          <w:color w:val="000000"/>
-          <w:sz w:val="24"/>
-        </w:rPr>
-        <w:t>oknga, tot 1</w:t>
-      </w:r>
-      <w:r>
-        <w:rPr>
           <w:u w:val="single" w:color="0000ff"/>
           <w:rFonts w:ascii="Charis SIL Italic" w:hAnsi="Charis SIL Italic" w:eastAsia="Charis SIL Italic"/>
           <w:b w:val="0"/>
@@ -868,14 +858,7 @@
           <w:color w:val="000000"/>
           <w:sz w:val="24"/>
         </w:rPr>
-        <w:hyperlink r:id="rId12" w:history="1">
-          <w:r>
-            <w:rPr>
-              <w:rStyle w:val="Hyperlink"/>
-            </w:rPr>
-            <w:t>901; (v</w:t>
-          </w:r>
-        </w:hyperlink>
+        <w:t>oknga, tot 1901; (v</w:t>
       </w:r>
       <w:r>
         <w:rPr>

--- a/EXPORTS/DOCX/published/niveau1/Dutch/Reporting.docx
+++ b/EXPORTS/DOCX/published/niveau1/Dutch/Reporting.docx
@@ -858,7 +858,32 @@
           <w:color w:val="000000"/>
           <w:sz w:val="24"/>
         </w:rPr>
-        <w:t>oknga, tot 1901; (v</w:t>
+        <w:hyperlink r:id="rId12" w:history="1">
+          <w:r>
+            <w:rPr>
+              <w:rStyle w:val="Hyperlink"/>
+            </w:rPr>
+            <w:t>oknga, tot 1</w:t>
+          </w:r>
+        </w:hyperlink>
+      </w:r>
+      <w:r>
+        <w:rPr>
+          <w:u w:val="single" w:color="0000ff"/>
+          <w:rFonts w:ascii="Charis SIL Italic" w:hAnsi="Charis SIL Italic" w:eastAsia="Charis SIL Italic"/>
+          <w:b w:val="0"/>
+          <w:i/>
+          <w:color w:val="000000"/>
+          <w:sz w:val="24"/>
+        </w:rPr>
+        <w:hyperlink r:id="rId12" w:history="1">
+          <w:r>
+            <w:rPr>
+              <w:rStyle w:val="Hyperlink"/>
+            </w:rPr>
+            <w:t>901; (v</w:t>
+          </w:r>
+        </w:hyperlink>
       </w:r>
       <w:r>
         <w:rPr>

--- a/EXPORTS/DOCX/published/niveau1/Dutch/Reporting.docx
+++ b/EXPORTS/DOCX/published/niveau1/Dutch/Reporting.docx
@@ -1784,25 +1784,7 @@
           <w:color w:val="000000"/>
           <w:sz w:val="24"/>
         </w:rPr>
-        <w:t>koloniale term</w:t>
-      </w:r>
-      <w:r>
-        <w:rPr>
-          <w:u w:val="single" w:color="0000ff"/>
-          <w:rFonts w:ascii="Charis SIL Regular" w:hAnsi="Charis SIL Regular" w:eastAsia="Charis SIL Regular"/>
-          <w:b w:val="0"/>
-          <w:i w:val="0"/>
-          <w:color w:val="000000"/>
-          <w:sz w:val="24"/>
-        </w:rPr>
-        <w:hyperlink r:id="rId14" w:history="1">
-          <w:r>
-            <w:rPr>
-              <w:rStyle w:val="Hyperlink"/>
-            </w:rPr>
-            <w:t>inologie.</w:t>
-          </w:r>
-        </w:hyperlink>
+        <w:t>koloniale terminologie.</w:t>
       </w:r>
     </w:p>
     <w:p>

--- a/EXPORTS/DOCX/published/niveau1/Dutch/Reporting.docx
+++ b/EXPORTS/DOCX/published/niveau1/Dutch/Reporting.docx
@@ -1784,7 +1784,25 @@
           <w:color w:val="000000"/>
           <w:sz w:val="24"/>
         </w:rPr>
-        <w:t>koloniale terminologie.</w:t>
+        <w:t>koloniale term</w:t>
+      </w:r>
+      <w:r>
+        <w:rPr>
+          <w:u w:val="single" w:color="0000ff"/>
+          <w:rFonts w:ascii="Charis SIL Regular" w:hAnsi="Charis SIL Regular" w:eastAsia="Charis SIL Regular"/>
+          <w:b w:val="0"/>
+          <w:i w:val="0"/>
+          <w:color w:val="000000"/>
+          <w:sz w:val="24"/>
+        </w:rPr>
+        <w:hyperlink r:id="rId14" w:history="1">
+          <w:r>
+            <w:rPr>
+              <w:rStyle w:val="Hyperlink"/>
+            </w:rPr>
+            <w:t>inologie.</w:t>
+          </w:r>
+        </w:hyperlink>
       </w:r>
     </w:p>
     <w:p>

--- a/EXPORTS/DOCX/published/niveau1/Dutch/Reporting.docx
+++ b/EXPORTS/DOCX/published/niveau1/Dutch/Reporting.docx
@@ -1795,14 +1795,7 @@
           <w:color w:val="000000"/>
           <w:sz w:val="24"/>
         </w:rPr>
-        <w:hyperlink r:id="rId14" w:history="1">
-          <w:r>
-            <w:rPr>
-              <w:rStyle w:val="Hyperlink"/>
-            </w:rPr>
-            <w:t>inologie.</w:t>
-          </w:r>
-        </w:hyperlink>
+        <w:t>inologie.</w:t>
       </w:r>
     </w:p>
     <w:p>

--- a/EXPORTS/DOCX/published/niveau1/Dutch/Reporting.docx
+++ b/EXPORTS/DOCX/published/niveau1/Dutch/Reporting.docx
@@ -811,79 +811,7 @@
           <w:color w:val="000000"/>
           <w:sz w:val="24"/>
         </w:rPr>
-        <w:t>Grafsteen (Aceh, 16de-18de eeuw), onbekende begraafplaa</w:t>
-      </w:r>
-      <w:r>
-        <w:rPr>
-          <w:u w:val="single" w:color="0000ff"/>
-          <w:rFonts w:ascii="Charis SIL Italic" w:hAnsi="Charis SIL Italic" w:eastAsia="Charis SIL Italic"/>
-          <w:b w:val="0"/>
-          <w:i/>
-          <w:color w:val="000000"/>
-          <w:sz w:val="24"/>
-        </w:rPr>
-        <w:hyperlink r:id="rId12" w:history="1">
-          <w:r>
-            <w:rPr>
-              <w:rStyle w:val="Hyperlink"/>
-            </w:rPr>
-            <w:t>ts in L</w:t>
-          </w:r>
-        </w:hyperlink>
-      </w:r>
-      <w:r>
-        <w:rPr>
-          <w:u w:val="single" w:color="0000ff"/>
-          <w:rFonts w:ascii="Charis SIL Italic" w:hAnsi="Charis SIL Italic" w:eastAsia="Charis SIL Italic"/>
-          <w:b w:val="0"/>
-          <w:i/>
-          <w:color w:val="000000"/>
-          <w:sz w:val="24"/>
-        </w:rPr>
-        <w:hyperlink r:id="rId12" w:history="1">
-          <w:r>
-            <w:rPr>
-              <w:rStyle w:val="Hyperlink"/>
-            </w:rPr>
-            <w:t>h</w:t>
-          </w:r>
-        </w:hyperlink>
-      </w:r>
-      <w:r>
-        <w:rPr>
-          <w:u w:val="single" w:color="0000ff"/>
-          <w:rFonts w:ascii="Charis SIL Italic" w:hAnsi="Charis SIL Italic" w:eastAsia="Charis SIL Italic"/>
-          <w:b w:val="0"/>
-          <w:i/>
-          <w:color w:val="000000"/>
-          <w:sz w:val="24"/>
-        </w:rPr>
-        <w:hyperlink r:id="rId12" w:history="1">
-          <w:r>
-            <w:rPr>
-              <w:rStyle w:val="Hyperlink"/>
-            </w:rPr>
-            <w:t>oknga, tot 1</w:t>
-          </w:r>
-        </w:hyperlink>
-      </w:r>
-      <w:r>
-        <w:rPr>
-          <w:u w:val="single" w:color="0000ff"/>
-          <w:rFonts w:ascii="Charis SIL Italic" w:hAnsi="Charis SIL Italic" w:eastAsia="Charis SIL Italic"/>
-          <w:b w:val="0"/>
-          <w:i/>
-          <w:color w:val="000000"/>
-          <w:sz w:val="24"/>
-        </w:rPr>
-        <w:hyperlink r:id="rId12" w:history="1">
-          <w:r>
-            <w:rPr>
-              <w:rStyle w:val="Hyperlink"/>
-            </w:rPr>
-            <w:t>901; (v</w:t>
-          </w:r>
-        </w:hyperlink>
+        <w:t>Grafsteen (Aceh, 16de-18de eeuw), onbekende begraafplaats in Lhoknga, tot 1901; (v</w:t>
       </w:r>
       <w:r>
         <w:rPr>
@@ -1784,18 +1712,7 @@
           <w:color w:val="000000"/>
           <w:sz w:val="24"/>
         </w:rPr>
-        <w:t>koloniale term</w:t>
-      </w:r>
-      <w:r>
-        <w:rPr>
-          <w:u w:val="single" w:color="0000ff"/>
-          <w:rFonts w:ascii="Charis SIL Regular" w:hAnsi="Charis SIL Regular" w:eastAsia="Charis SIL Regular"/>
-          <w:b w:val="0"/>
-          <w:i w:val="0"/>
-          <w:color w:val="000000"/>
-          <w:sz w:val="24"/>
-        </w:rPr>
-        <w:t>inologie.</w:t>
+        <w:t>koloniale terminologie.</w:t>
       </w:r>
     </w:p>
     <w:p>

--- a/EXPORTS/DOCX/published/niveau1/Dutch/Reporting.docx
+++ b/EXPORTS/DOCX/published/niveau1/Dutch/Reporting.docx
@@ -811,7 +811,79 @@
           <w:color w:val="000000"/>
           <w:sz w:val="24"/>
         </w:rPr>
-        <w:t>Grafsteen (Aceh, 16de-18de eeuw), onbekende begraafplaats in Lhoknga, tot 1901; (v</w:t>
+        <w:t>Grafsteen (Aceh, 16de-18de eeuw), onbekende begraafplaa</w:t>
+      </w:r>
+      <w:r>
+        <w:rPr>
+          <w:u w:val="single" w:color="0000ff"/>
+          <w:rFonts w:ascii="Charis SIL Italic" w:hAnsi="Charis SIL Italic" w:eastAsia="Charis SIL Italic"/>
+          <w:b w:val="0"/>
+          <w:i/>
+          <w:color w:val="000000"/>
+          <w:sz w:val="24"/>
+        </w:rPr>
+        <w:hyperlink r:id="rId12" w:history="1">
+          <w:r>
+            <w:rPr>
+              <w:rStyle w:val="Hyperlink"/>
+            </w:rPr>
+            <w:t>ts in L</w:t>
+          </w:r>
+        </w:hyperlink>
+      </w:r>
+      <w:r>
+        <w:rPr>
+          <w:u w:val="single" w:color="0000ff"/>
+          <w:rFonts w:ascii="Charis SIL Italic" w:hAnsi="Charis SIL Italic" w:eastAsia="Charis SIL Italic"/>
+          <w:b w:val="0"/>
+          <w:i/>
+          <w:color w:val="000000"/>
+          <w:sz w:val="24"/>
+        </w:rPr>
+        <w:hyperlink r:id="rId12" w:history="1">
+          <w:r>
+            <w:rPr>
+              <w:rStyle w:val="Hyperlink"/>
+            </w:rPr>
+            <w:t>h</w:t>
+          </w:r>
+        </w:hyperlink>
+      </w:r>
+      <w:r>
+        <w:rPr>
+          <w:u w:val="single" w:color="0000ff"/>
+          <w:rFonts w:ascii="Charis SIL Italic" w:hAnsi="Charis SIL Italic" w:eastAsia="Charis SIL Italic"/>
+          <w:b w:val="0"/>
+          <w:i/>
+          <w:color w:val="000000"/>
+          <w:sz w:val="24"/>
+        </w:rPr>
+        <w:hyperlink r:id="rId12" w:history="1">
+          <w:r>
+            <w:rPr>
+              <w:rStyle w:val="Hyperlink"/>
+            </w:rPr>
+            <w:t>oknga, tot 1</w:t>
+          </w:r>
+        </w:hyperlink>
+      </w:r>
+      <w:r>
+        <w:rPr>
+          <w:u w:val="single" w:color="0000ff"/>
+          <w:rFonts w:ascii="Charis SIL Italic" w:hAnsi="Charis SIL Italic" w:eastAsia="Charis SIL Italic"/>
+          <w:b w:val="0"/>
+          <w:i/>
+          <w:color w:val="000000"/>
+          <w:sz w:val="24"/>
+        </w:rPr>
+        <w:hyperlink r:id="rId12" w:history="1">
+          <w:r>
+            <w:rPr>
+              <w:rStyle w:val="Hyperlink"/>
+            </w:rPr>
+            <w:t>901; (v</w:t>
+          </w:r>
+        </w:hyperlink>
       </w:r>
       <w:r>
         <w:rPr>
@@ -1712,7 +1784,25 @@
           <w:color w:val="000000"/>
           <w:sz w:val="24"/>
         </w:rPr>
-        <w:t>koloniale terminologie.</w:t>
+        <w:t>koloniale term</w:t>
+      </w:r>
+      <w:r>
+        <w:rPr>
+          <w:u w:val="single" w:color="0000ff"/>
+          <w:rFonts w:ascii="Charis SIL Regular" w:hAnsi="Charis SIL Regular" w:eastAsia="Charis SIL Regular"/>
+          <w:b w:val="0"/>
+          <w:i w:val="0"/>
+          <w:color w:val="000000"/>
+          <w:sz w:val="24"/>
+        </w:rPr>
+        <w:hyperlink r:id="rId14" w:history="1">
+          <w:r>
+            <w:rPr>
+              <w:rStyle w:val="Hyperlink"/>
+            </w:rPr>
+            <w:t>inologie.</w:t>
+          </w:r>
+        </w:hyperlink>
       </w:r>
     </w:p>
     <w:p>

--- a/EXPORTS/DOCX/published/niveau1/Dutch/Reporting.docx
+++ b/EXPORTS/DOCX/published/niveau1/Dutch/Reporting.docx
@@ -811,79 +811,7 @@
           <w:color w:val="000000"/>
           <w:sz w:val="24"/>
         </w:rPr>
-        <w:t>Grafsteen (Aceh, 16de-18de eeuw), onbekende begraafplaa</w:t>
-      </w:r>
-      <w:r>
-        <w:rPr>
-          <w:u w:val="single" w:color="0000ff"/>
-          <w:rFonts w:ascii="Charis SIL Italic" w:hAnsi="Charis SIL Italic" w:eastAsia="Charis SIL Italic"/>
-          <w:b w:val="0"/>
-          <w:i/>
-          <w:color w:val="000000"/>
-          <w:sz w:val="24"/>
-        </w:rPr>
-        <w:hyperlink r:id="rId12" w:history="1">
-          <w:r>
-            <w:rPr>
-              <w:rStyle w:val="Hyperlink"/>
-            </w:rPr>
-            <w:t>ts in L</w:t>
-          </w:r>
-        </w:hyperlink>
-      </w:r>
-      <w:r>
-        <w:rPr>
-          <w:u w:val="single" w:color="0000ff"/>
-          <w:rFonts w:ascii="Charis SIL Italic" w:hAnsi="Charis SIL Italic" w:eastAsia="Charis SIL Italic"/>
-          <w:b w:val="0"/>
-          <w:i/>
-          <w:color w:val="000000"/>
-          <w:sz w:val="24"/>
-        </w:rPr>
-        <w:hyperlink r:id="rId12" w:history="1">
-          <w:r>
-            <w:rPr>
-              <w:rStyle w:val="Hyperlink"/>
-            </w:rPr>
-            <w:t>h</w:t>
-          </w:r>
-        </w:hyperlink>
-      </w:r>
-      <w:r>
-        <w:rPr>
-          <w:u w:val="single" w:color="0000ff"/>
-          <w:rFonts w:ascii="Charis SIL Italic" w:hAnsi="Charis SIL Italic" w:eastAsia="Charis SIL Italic"/>
-          <w:b w:val="0"/>
-          <w:i/>
-          <w:color w:val="000000"/>
-          <w:sz w:val="24"/>
-        </w:rPr>
-        <w:hyperlink r:id="rId12" w:history="1">
-          <w:r>
-            <w:rPr>
-              <w:rStyle w:val="Hyperlink"/>
-            </w:rPr>
-            <w:t>oknga, tot 1</w:t>
-          </w:r>
-        </w:hyperlink>
-      </w:r>
-      <w:r>
-        <w:rPr>
-          <w:u w:val="single" w:color="0000ff"/>
-          <w:rFonts w:ascii="Charis SIL Italic" w:hAnsi="Charis SIL Italic" w:eastAsia="Charis SIL Italic"/>
-          <w:b w:val="0"/>
-          <w:i/>
-          <w:color w:val="000000"/>
-          <w:sz w:val="24"/>
-        </w:rPr>
-        <w:hyperlink r:id="rId12" w:history="1">
-          <w:r>
-            <w:rPr>
-              <w:rStyle w:val="Hyperlink"/>
-            </w:rPr>
-            <w:t>901; (v</w:t>
-          </w:r>
-        </w:hyperlink>
+        <w:t>Grafsteen (Aceh, 16de-18de eeuw), onbekende begraafplaats in Lhoknga, tot 1901; (v</w:t>
       </w:r>
       <w:r>
         <w:rPr>
@@ -1784,7 +1712,25 @@
           <w:color w:val="000000"/>
           <w:sz w:val="24"/>
         </w:rPr>
-        <w:t>koloniale terminologie.</w:t>
+        <w:t>koloniale term</w:t>
+      </w:r>
+      <w:r>
+        <w:rPr>
+          <w:u w:val="single" w:color="0000ff"/>
+          <w:rFonts w:ascii="Charis SIL Regular" w:hAnsi="Charis SIL Regular" w:eastAsia="Charis SIL Regular"/>
+          <w:b w:val="0"/>
+          <w:i w:val="0"/>
+          <w:color w:val="000000"/>
+          <w:sz w:val="24"/>
+        </w:rPr>
+        <w:hyperlink r:id="rId14" w:history="1">
+          <w:r>
+            <w:rPr>
+              <w:rStyle w:val="Hyperlink"/>
+            </w:rPr>
+            <w:t>inologie.</w:t>
+          </w:r>
+        </w:hyperlink>
       </w:r>
     </w:p>
     <w:p>

--- a/EXPORTS/DOCX/published/niveau1/Dutch/Reporting.docx
+++ b/EXPORTS/DOCX/published/niveau1/Dutch/Reporting.docx
@@ -822,68 +822,7 @@
           <w:color w:val="000000"/>
           <w:sz w:val="24"/>
         </w:rPr>
-        <w:hyperlink r:id="rId12" w:history="1">
-          <w:r>
-            <w:rPr>
-              <w:rStyle w:val="Hyperlink"/>
-            </w:rPr>
-            <w:t>ts in L</w:t>
-          </w:r>
-        </w:hyperlink>
-      </w:r>
-      <w:r>
-        <w:rPr>
-          <w:u w:val="single" w:color="0000ff"/>
-          <w:rFonts w:ascii="Charis SIL Italic" w:hAnsi="Charis SIL Italic" w:eastAsia="Charis SIL Italic"/>
-          <w:b w:val="0"/>
-          <w:i/>
-          <w:color w:val="000000"/>
-          <w:sz w:val="24"/>
-        </w:rPr>
-        <w:hyperlink r:id="rId12" w:history="1">
-          <w:r>
-            <w:rPr>
-              <w:rStyle w:val="Hyperlink"/>
-            </w:rPr>
-            <w:t>h</w:t>
-          </w:r>
-        </w:hyperlink>
-      </w:r>
-      <w:r>
-        <w:rPr>
-          <w:u w:val="single" w:color="0000ff"/>
-          <w:rFonts w:ascii="Charis SIL Italic" w:hAnsi="Charis SIL Italic" w:eastAsia="Charis SIL Italic"/>
-          <w:b w:val="0"/>
-          <w:i/>
-          <w:color w:val="000000"/>
-          <w:sz w:val="24"/>
-        </w:rPr>
-        <w:hyperlink r:id="rId12" w:history="1">
-          <w:r>
-            <w:rPr>
-              <w:rStyle w:val="Hyperlink"/>
-            </w:rPr>
-            <w:t>oknga, tot 1</w:t>
-          </w:r>
-        </w:hyperlink>
-      </w:r>
-      <w:r>
-        <w:rPr>
-          <w:u w:val="single" w:color="0000ff"/>
-          <w:rFonts w:ascii="Charis SIL Italic" w:hAnsi="Charis SIL Italic" w:eastAsia="Charis SIL Italic"/>
-          <w:b w:val="0"/>
-          <w:i/>
-          <w:color w:val="000000"/>
-          <w:sz w:val="24"/>
-        </w:rPr>
-        <w:hyperlink r:id="rId12" w:history="1">
-          <w:r>
-            <w:rPr>
-              <w:rStyle w:val="Hyperlink"/>
-            </w:rPr>
-            <w:t>901; (v</w:t>
-          </w:r>
-        </w:hyperlink>
+        <w:t>ts in Lhoknga, tot 1901; (v</w:t>
       </w:r>
       <w:r>
         <w:rPr>

--- a/EXPORTS/DOCX/published/niveau1/Dutch/Reporting.docx
+++ b/EXPORTS/DOCX/published/niveau1/Dutch/Reporting.docx
@@ -822,7 +822,68 @@
           <w:color w:val="000000"/>
           <w:sz w:val="24"/>
         </w:rPr>
-        <w:t>ts in Lhoknga, tot 1901; (v</w:t>
+        <w:hyperlink r:id="rId12" w:history="1">
+          <w:r>
+            <w:rPr>
+              <w:rStyle w:val="Hyperlink"/>
+            </w:rPr>
+            <w:t>ts in L</w:t>
+          </w:r>
+        </w:hyperlink>
+      </w:r>
+      <w:r>
+        <w:rPr>
+          <w:u w:val="single" w:color="0000ff"/>
+          <w:rFonts w:ascii="Charis SIL Italic" w:hAnsi="Charis SIL Italic" w:eastAsia="Charis SIL Italic"/>
+          <w:b w:val="0"/>
+          <w:i/>
+          <w:color w:val="000000"/>
+          <w:sz w:val="24"/>
+        </w:rPr>
+        <w:hyperlink r:id="rId12" w:history="1">
+          <w:r>
+            <w:rPr>
+              <w:rStyle w:val="Hyperlink"/>
+            </w:rPr>
+            <w:t>h</w:t>
+          </w:r>
+        </w:hyperlink>
+      </w:r>
+      <w:r>
+        <w:rPr>
+          <w:u w:val="single" w:color="0000ff"/>
+          <w:rFonts w:ascii="Charis SIL Italic" w:hAnsi="Charis SIL Italic" w:eastAsia="Charis SIL Italic"/>
+          <w:b w:val="0"/>
+          <w:i/>
+          <w:color w:val="000000"/>
+          <w:sz w:val="24"/>
+        </w:rPr>
+        <w:hyperlink r:id="rId12" w:history="1">
+          <w:r>
+            <w:rPr>
+              <w:rStyle w:val="Hyperlink"/>
+            </w:rPr>
+            <w:t>oknga, tot 1</w:t>
+          </w:r>
+        </w:hyperlink>
+      </w:r>
+      <w:r>
+        <w:rPr>
+          <w:u w:val="single" w:color="0000ff"/>
+          <w:rFonts w:ascii="Charis SIL Italic" w:hAnsi="Charis SIL Italic" w:eastAsia="Charis SIL Italic"/>
+          <w:b w:val="0"/>
+          <w:i/>
+          <w:color w:val="000000"/>
+          <w:sz w:val="24"/>
+        </w:rPr>
+        <w:hyperlink r:id="rId12" w:history="1">
+          <w:r>
+            <w:rPr>
+              <w:rStyle w:val="Hyperlink"/>
+            </w:rPr>
+            <w:t>901; (v</w:t>
+          </w:r>
+        </w:hyperlink>
       </w:r>
       <w:r>
         <w:rPr>

--- a/EXPORTS/DOCX/published/niveau1/Dutch/Reporting.docx
+++ b/EXPORTS/DOCX/published/niveau1/Dutch/Reporting.docx
@@ -811,61 +811,7 @@
           <w:color w:val="000000"/>
           <w:sz w:val="24"/>
         </w:rPr>
-        <w:t>Grafsteen (Aceh, 16de-18de eeuw), onbekende begraafplaa</w:t>
-      </w:r>
-      <w:r>
-        <w:rPr>
-          <w:u w:val="single" w:color="0000ff"/>
-          <w:rFonts w:ascii="Charis SIL Italic" w:hAnsi="Charis SIL Italic" w:eastAsia="Charis SIL Italic"/>
-          <w:b w:val="0"/>
-          <w:i/>
-          <w:color w:val="000000"/>
-          <w:sz w:val="24"/>
-        </w:rPr>
-        <w:hyperlink r:id="rId12" w:history="1">
-          <w:r>
-            <w:rPr>
-              <w:rStyle w:val="Hyperlink"/>
-            </w:rPr>
-            <w:t>ts in L</w:t>
-          </w:r>
-        </w:hyperlink>
-      </w:r>
-      <w:r>
-        <w:rPr>
-          <w:u w:val="single" w:color="0000ff"/>
-          <w:rFonts w:ascii="Charis SIL Italic" w:hAnsi="Charis SIL Italic" w:eastAsia="Charis SIL Italic"/>
-          <w:b w:val="0"/>
-          <w:i/>
-          <w:color w:val="000000"/>
-          <w:sz w:val="24"/>
-        </w:rPr>
-        <w:hyperlink r:id="rId12" w:history="1">
-          <w:r>
-            <w:rPr>
-              <w:rStyle w:val="Hyperlink"/>
-            </w:rPr>
-            <w:t>h</w:t>
-          </w:r>
-        </w:hyperlink>
-      </w:r>
-      <w:r>
-        <w:rPr>
-          <w:u w:val="single" w:color="0000ff"/>
-          <w:rFonts w:ascii="Charis SIL Italic" w:hAnsi="Charis SIL Italic" w:eastAsia="Charis SIL Italic"/>
-          <w:b w:val="0"/>
-          <w:i/>
-          <w:color w:val="000000"/>
-          <w:sz w:val="24"/>
-        </w:rPr>
-        <w:hyperlink r:id="rId12" w:history="1">
-          <w:r>
-            <w:rPr>
-              <w:rStyle w:val="Hyperlink"/>
-            </w:rPr>
-            <w:t>oknga, tot 1</w:t>
-          </w:r>
-        </w:hyperlink>
+        <w:t>Grafsteen (Aceh, 16de-18de eeuw), onbekende begraafplaats in Lhoknga, tot 1</w:t>
       </w:r>
       <w:r>
         <w:rPr>

--- a/EXPORTS/DOCX/published/niveau1/Dutch/Reporting.docx
+++ b/EXPORTS/DOCX/published/niveau1/Dutch/Reporting.docx
@@ -811,7 +811,61 @@
           <w:color w:val="000000"/>
           <w:sz w:val="24"/>
         </w:rPr>
-        <w:t>Grafsteen (Aceh, 16de-18de eeuw), onbekende begraafplaats in Lhoknga, tot 1</w:t>
+        <w:t>Grafsteen (Aceh, 16de-18de eeuw), onbekende begraafplaa</w:t>
+      </w:r>
+      <w:r>
+        <w:rPr>
+          <w:u w:val="single" w:color="0000ff"/>
+          <w:rFonts w:ascii="Charis SIL Italic" w:hAnsi="Charis SIL Italic" w:eastAsia="Charis SIL Italic"/>
+          <w:b w:val="0"/>
+          <w:i/>
+          <w:color w:val="000000"/>
+          <w:sz w:val="24"/>
+        </w:rPr>
+        <w:hyperlink r:id="rId12" w:history="1">
+          <w:r>
+            <w:rPr>
+              <w:rStyle w:val="Hyperlink"/>
+            </w:rPr>
+            <w:t>ts in L</w:t>
+          </w:r>
+        </w:hyperlink>
+      </w:r>
+      <w:r>
+        <w:rPr>
+          <w:u w:val="single" w:color="0000ff"/>
+          <w:rFonts w:ascii="Charis SIL Italic" w:hAnsi="Charis SIL Italic" w:eastAsia="Charis SIL Italic"/>
+          <w:b w:val="0"/>
+          <w:i/>
+          <w:color w:val="000000"/>
+          <w:sz w:val="24"/>
+        </w:rPr>
+        <w:hyperlink r:id="rId12" w:history="1">
+          <w:r>
+            <w:rPr>
+              <w:rStyle w:val="Hyperlink"/>
+            </w:rPr>
+            <w:t>h</w:t>
+          </w:r>
+        </w:hyperlink>
+      </w:r>
+      <w:r>
+        <w:rPr>
+          <w:u w:val="single" w:color="0000ff"/>
+          <w:rFonts w:ascii="Charis SIL Italic" w:hAnsi="Charis SIL Italic" w:eastAsia="Charis SIL Italic"/>
+          <w:b w:val="0"/>
+          <w:i/>
+          <w:color w:val="000000"/>
+          <w:sz w:val="24"/>
+        </w:rPr>
+        <w:hyperlink r:id="rId12" w:history="1">
+          <w:r>
+            <w:rPr>
+              <w:rStyle w:val="Hyperlink"/>
+            </w:rPr>
+            <w:t>oknga, tot 1</w:t>
+          </w:r>
+        </w:hyperlink>
       </w:r>
       <w:r>
         <w:rPr>

--- a/EXPORTS/DOCX/published/niveau1/Dutch/Reporting.docx
+++ b/EXPORTS/DOCX/published/niveau1/Dutch/Reporting.docx
@@ -811,79 +811,7 @@
           <w:color w:val="000000"/>
           <w:sz w:val="24"/>
         </w:rPr>
-        <w:t>Grafsteen (Aceh, 16de-18de eeuw), onbekende begraafplaa</w:t>
-      </w:r>
-      <w:r>
-        <w:rPr>
-          <w:u w:val="single" w:color="0000ff"/>
-          <w:rFonts w:ascii="Charis SIL Italic" w:hAnsi="Charis SIL Italic" w:eastAsia="Charis SIL Italic"/>
-          <w:b w:val="0"/>
-          <w:i/>
-          <w:color w:val="000000"/>
-          <w:sz w:val="24"/>
-        </w:rPr>
-        <w:hyperlink r:id="rId12" w:history="1">
-          <w:r>
-            <w:rPr>
-              <w:rStyle w:val="Hyperlink"/>
-            </w:rPr>
-            <w:t>ts in L</w:t>
-          </w:r>
-        </w:hyperlink>
-      </w:r>
-      <w:r>
-        <w:rPr>
-          <w:u w:val="single" w:color="0000ff"/>
-          <w:rFonts w:ascii="Charis SIL Italic" w:hAnsi="Charis SIL Italic" w:eastAsia="Charis SIL Italic"/>
-          <w:b w:val="0"/>
-          <w:i/>
-          <w:color w:val="000000"/>
-          <w:sz w:val="24"/>
-        </w:rPr>
-        <w:hyperlink r:id="rId12" w:history="1">
-          <w:r>
-            <w:rPr>
-              <w:rStyle w:val="Hyperlink"/>
-            </w:rPr>
-            <w:t>h</w:t>
-          </w:r>
-        </w:hyperlink>
-      </w:r>
-      <w:r>
-        <w:rPr>
-          <w:u w:val="single" w:color="0000ff"/>
-          <w:rFonts w:ascii="Charis SIL Italic" w:hAnsi="Charis SIL Italic" w:eastAsia="Charis SIL Italic"/>
-          <w:b w:val="0"/>
-          <w:i/>
-          <w:color w:val="000000"/>
-          <w:sz w:val="24"/>
-        </w:rPr>
-        <w:hyperlink r:id="rId12" w:history="1">
-          <w:r>
-            <w:rPr>
-              <w:rStyle w:val="Hyperlink"/>
-            </w:rPr>
-            <w:t>oknga, tot 1</w:t>
-          </w:r>
-        </w:hyperlink>
-      </w:r>
-      <w:r>
-        <w:rPr>
-          <w:u w:val="single" w:color="0000ff"/>
-          <w:rFonts w:ascii="Charis SIL Italic" w:hAnsi="Charis SIL Italic" w:eastAsia="Charis SIL Italic"/>
-          <w:b w:val="0"/>
-          <w:i/>
-          <w:color w:val="000000"/>
-          <w:sz w:val="24"/>
-        </w:rPr>
-        <w:hyperlink r:id="rId12" w:history="1">
-          <w:r>
-            <w:rPr>
-              <w:rStyle w:val="Hyperlink"/>
-            </w:rPr>
-            <w:t>901; (v</w:t>
-          </w:r>
-        </w:hyperlink>
+        <w:t>Grafsteen (Aceh, 16de-18de eeuw), onbekende begraafplaats in Lhoknga, tot 1901; (v</w:t>
       </w:r>
       <w:r>
         <w:rPr>
@@ -1784,25 +1712,7 @@
           <w:color w:val="000000"/>
           <w:sz w:val="24"/>
         </w:rPr>
-        <w:t>koloniale term</w:t>
-      </w:r>
-      <w:r>
-        <w:rPr>
-          <w:u w:val="single" w:color="0000ff"/>
-          <w:rFonts w:ascii="Charis SIL Regular" w:hAnsi="Charis SIL Regular" w:eastAsia="Charis SIL Regular"/>
-          <w:b w:val="0"/>
-          <w:i w:val="0"/>
-          <w:color w:val="000000"/>
-          <w:sz w:val="24"/>
-        </w:rPr>
-        <w:hyperlink r:id="rId14" w:history="1">
-          <w:r>
-            <w:rPr>
-              <w:rStyle w:val="Hyperlink"/>
-            </w:rPr>
-            <w:t>inologie.</w:t>
-          </w:r>
-        </w:hyperlink>
+        <w:t>koloniale terminologie.</w:t>
       </w:r>
     </w:p>
     <w:p>

--- a/EXPORTS/DOCX/published/niveau1/Dutch/Reporting.docx
+++ b/EXPORTS/DOCX/published/niveau1/Dutch/Reporting.docx
@@ -811,7 +811,79 @@
           <w:color w:val="000000"/>
           <w:sz w:val="24"/>
         </w:rPr>
-        <w:t>Grafsteen (Aceh, 16de-18de eeuw), onbekende begraafplaats in Lhoknga, tot 1901; (v</w:t>
+        <w:t>Grafsteen (Aceh, 16de-18de eeuw), onbekende begraafplaa</w:t>
+      </w:r>
+      <w:r>
+        <w:rPr>
+          <w:u w:val="single" w:color="0000ff"/>
+          <w:rFonts w:ascii="Charis SIL Italic" w:hAnsi="Charis SIL Italic" w:eastAsia="Charis SIL Italic"/>
+          <w:b w:val="0"/>
+          <w:i/>
+          <w:color w:val="000000"/>
+          <w:sz w:val="24"/>
+        </w:rPr>
+        <w:hyperlink r:id="rId12" w:history="1">
+          <w:r>
+            <w:rPr>
+              <w:rStyle w:val="Hyperlink"/>
+            </w:rPr>
+            <w:t>ts in L</w:t>
+          </w:r>
+        </w:hyperlink>
+      </w:r>
+      <w:r>
+        <w:rPr>
+          <w:u w:val="single" w:color="0000ff"/>
+          <w:rFonts w:ascii="Charis SIL Italic" w:hAnsi="Charis SIL Italic" w:eastAsia="Charis SIL Italic"/>
+          <w:b w:val="0"/>
+          <w:i/>
+          <w:color w:val="000000"/>
+          <w:sz w:val="24"/>
+        </w:rPr>
+        <w:hyperlink r:id="rId12" w:history="1">
+          <w:r>
+            <w:rPr>
+              <w:rStyle w:val="Hyperlink"/>
+            </w:rPr>
+            <w:t>h</w:t>
+          </w:r>
+        </w:hyperlink>
+      </w:r>
+      <w:r>
+        <w:rPr>
+          <w:u w:val="single" w:color="0000ff"/>
+          <w:rFonts w:ascii="Charis SIL Italic" w:hAnsi="Charis SIL Italic" w:eastAsia="Charis SIL Italic"/>
+          <w:b w:val="0"/>
+          <w:i/>
+          <w:color w:val="000000"/>
+          <w:sz w:val="24"/>
+        </w:rPr>
+        <w:hyperlink r:id="rId12" w:history="1">
+          <w:r>
+            <w:rPr>
+              <w:rStyle w:val="Hyperlink"/>
+            </w:rPr>
+            <w:t>oknga, tot 1</w:t>
+          </w:r>
+        </w:hyperlink>
+      </w:r>
+      <w:r>
+        <w:rPr>
+          <w:u w:val="single" w:color="0000ff"/>
+          <w:rFonts w:ascii="Charis SIL Italic" w:hAnsi="Charis SIL Italic" w:eastAsia="Charis SIL Italic"/>
+          <w:b w:val="0"/>
+          <w:i/>
+          <w:color w:val="000000"/>
+          <w:sz w:val="24"/>
+        </w:rPr>
+        <w:hyperlink r:id="rId12" w:history="1">
+          <w:r>
+            <w:rPr>
+              <w:rStyle w:val="Hyperlink"/>
+            </w:rPr>
+            <w:t>901; (v</w:t>
+          </w:r>
+        </w:hyperlink>
       </w:r>
       <w:r>
         <w:rPr>
@@ -1712,25 +1784,7 @@
           <w:color w:val="000000"/>
           <w:sz w:val="24"/>
         </w:rPr>
-        <w:t>koloniale term</w:t>
-      </w:r>
-      <w:r>
-        <w:rPr>
-          <w:u w:val="single" w:color="0000ff"/>
-          <w:rFonts w:ascii="Charis SIL Regular" w:hAnsi="Charis SIL Regular" w:eastAsia="Charis SIL Regular"/>
-          <w:b w:val="0"/>
-          <w:i w:val="0"/>
-          <w:color w:val="000000"/>
-          <w:sz w:val="24"/>
-        </w:rPr>
-        <w:hyperlink r:id="rId14" w:history="1">
-          <w:r>
-            <w:rPr>
-              <w:rStyle w:val="Hyperlink"/>
-            </w:rPr>
-            <w:t>inologie.</w:t>
-          </w:r>
-        </w:hyperlink>
+        <w:t>koloniale terminologie.</w:t>
       </w:r>
     </w:p>
     <w:p>

--- a/EXPORTS/DOCX/published/niveau1/Dutch/Reporting.docx
+++ b/EXPORTS/DOCX/published/niveau1/Dutch/Reporting.docx
@@ -811,7 +811,61 @@
           <w:color w:val="000000"/>
           <w:sz w:val="24"/>
         </w:rPr>
-        <w:t>Grafsteen (Aceh, 16de-18de eeuw), onbekende begraafplaats in Lhoknga, tot 1</w:t>
+        <w:t>Grafsteen (Aceh, 16de-18de eeuw), onbekende begraafplaa</w:t>
+      </w:r>
+      <w:r>
+        <w:rPr>
+          <w:u w:val="single" w:color="0000ff"/>
+          <w:rFonts w:ascii="Charis SIL Italic" w:hAnsi="Charis SIL Italic" w:eastAsia="Charis SIL Italic"/>
+          <w:b w:val="0"/>
+          <w:i/>
+          <w:color w:val="000000"/>
+          <w:sz w:val="24"/>
+        </w:rPr>
+        <w:hyperlink r:id="rId12" w:history="1">
+          <w:r>
+            <w:rPr>
+              <w:rStyle w:val="Hyperlink"/>
+            </w:rPr>
+            <w:t>ts in L</w:t>
+          </w:r>
+        </w:hyperlink>
+      </w:r>
+      <w:r>
+        <w:rPr>
+          <w:u w:val="single" w:color="0000ff"/>
+          <w:rFonts w:ascii="Charis SIL Italic" w:hAnsi="Charis SIL Italic" w:eastAsia="Charis SIL Italic"/>
+          <w:b w:val="0"/>
+          <w:i/>
+          <w:color w:val="000000"/>
+          <w:sz w:val="24"/>
+        </w:rPr>
+        <w:hyperlink r:id="rId12" w:history="1">
+          <w:r>
+            <w:rPr>
+              <w:rStyle w:val="Hyperlink"/>
+            </w:rPr>
+            <w:t>h</w:t>
+          </w:r>
+        </w:hyperlink>
+      </w:r>
+      <w:r>
+        <w:rPr>
+          <w:u w:val="single" w:color="0000ff"/>
+          <w:rFonts w:ascii="Charis SIL Italic" w:hAnsi="Charis SIL Italic" w:eastAsia="Charis SIL Italic"/>
+          <w:b w:val="0"/>
+          <w:i/>
+          <w:color w:val="000000"/>
+          <w:sz w:val="24"/>
+        </w:rPr>
+        <w:hyperlink r:id="rId12" w:history="1">
+          <w:r>
+            <w:rPr>
+              <w:rStyle w:val="Hyperlink"/>
+            </w:rPr>
+            <w:t>oknga, tot 1</w:t>
+          </w:r>
+        </w:hyperlink>
       </w:r>
       <w:r>
         <w:rPr>
@@ -1741,14 +1795,7 @@
           <w:color w:val="000000"/>
           <w:sz w:val="24"/>
         </w:rPr>
-        <w:hyperlink r:id="rId14" w:history="1">
-          <w:r>
-            <w:rPr>
-              <w:rStyle w:val="Hyperlink"/>
-            </w:rPr>
-            <w:t>inologie.</w:t>
-          </w:r>
-        </w:hyperlink>
+        <w:t>inologie.</w:t>
       </w:r>
     </w:p>
     <w:p>

--- a/EXPORTS/DOCX/published/niveau1/Dutch/Reporting.docx
+++ b/EXPORTS/DOCX/published/niveau1/Dutch/Reporting.docx
@@ -1795,7 +1795,14 @@
           <w:color w:val="000000"/>
           <w:sz w:val="24"/>
         </w:rPr>
-        <w:t>inologie.</w:t>
+        <w:hyperlink r:id="rId14" w:history="1">
+          <w:r>
+            <w:rPr>
+              <w:rStyle w:val="Hyperlink"/>
+            </w:rPr>
+            <w:t>inologie.</w:t>
+          </w:r>
+        </w:hyperlink>
       </w:r>
     </w:p>
     <w:p>

--- a/EXPORTS/DOCX/published/niveau1/Dutch/Reporting.docx
+++ b/EXPORTS/DOCX/published/niveau1/Dutch/Reporting.docx
@@ -1784,7 +1784,18 @@
           <w:color w:val="000000"/>
           <w:sz w:val="24"/>
         </w:rPr>
-        <w:t>koloniale terminologie.</w:t>
+        <w:t>koloniale term</w:t>
+      </w:r>
+      <w:r>
+        <w:rPr>
+          <w:u w:val="single" w:color="0000ff"/>
+          <w:rFonts w:ascii="Charis SIL Regular" w:hAnsi="Charis SIL Regular" w:eastAsia="Charis SIL Regular"/>
+          <w:b w:val="0"/>
+          <w:i w:val="0"/>
+          <w:color w:val="000000"/>
+          <w:sz w:val="24"/>
+        </w:rPr>
+        <w:t>inologie.</w:t>
       </w:r>
     </w:p>
     <w:p>

--- a/EXPORTS/DOCX/published/niveau1/Dutch/Reporting.docx
+++ b/EXPORTS/DOCX/published/niveau1/Dutch/Reporting.docx
@@ -811,7 +811,61 @@
           <w:color w:val="000000"/>
           <w:sz w:val="24"/>
         </w:rPr>
-        <w:t>Grafsteen (Aceh, 16de-18de eeuw), onbekende begraafplaats in Lhoknga, tot 1</w:t>
+        <w:t>Grafsteen (Aceh, 16de-18de eeuw), onbekende begraafplaa</w:t>
+      </w:r>
+      <w:r>
+        <w:rPr>
+          <w:u w:val="single" w:color="0000ff"/>
+          <w:rFonts w:ascii="Charis SIL Italic" w:hAnsi="Charis SIL Italic" w:eastAsia="Charis SIL Italic"/>
+          <w:b w:val="0"/>
+          <w:i/>
+          <w:color w:val="000000"/>
+          <w:sz w:val="24"/>
+        </w:rPr>
+        <w:hyperlink r:id="rId12" w:history="1">
+          <w:r>
+            <w:rPr>
+              <w:rStyle w:val="Hyperlink"/>
+            </w:rPr>
+            <w:t>ts in L</w:t>
+          </w:r>
+        </w:hyperlink>
+      </w:r>
+      <w:r>
+        <w:rPr>
+          <w:u w:val="single" w:color="0000ff"/>
+          <w:rFonts w:ascii="Charis SIL Italic" w:hAnsi="Charis SIL Italic" w:eastAsia="Charis SIL Italic"/>
+          <w:b w:val="0"/>
+          <w:i/>
+          <w:color w:val="000000"/>
+          <w:sz w:val="24"/>
+        </w:rPr>
+        <w:hyperlink r:id="rId12" w:history="1">
+          <w:r>
+            <w:rPr>
+              <w:rStyle w:val="Hyperlink"/>
+            </w:rPr>
+            <w:t>h</w:t>
+          </w:r>
+        </w:hyperlink>
+      </w:r>
+      <w:r>
+        <w:rPr>
+          <w:u w:val="single" w:color="0000ff"/>
+          <w:rFonts w:ascii="Charis SIL Italic" w:hAnsi="Charis SIL Italic" w:eastAsia="Charis SIL Italic"/>
+          <w:b w:val="0"/>
+          <w:i/>
+          <w:color w:val="000000"/>
+          <w:sz w:val="24"/>
+        </w:rPr>
+        <w:hyperlink r:id="rId12" w:history="1">
+          <w:r>
+            <w:rPr>
+              <w:rStyle w:val="Hyperlink"/>
+            </w:rPr>
+            <w:t>oknga, tot 1</w:t>
+          </w:r>
+        </w:hyperlink>
       </w:r>
       <w:r>
         <w:rPr>
@@ -1741,7 +1795,14 @@
           <w:color w:val="000000"/>
           <w:sz w:val="24"/>
         </w:rPr>
-        <w:t>inologie.</w:t>
+        <w:hyperlink r:id="rId14" w:history="1">
+          <w:r>
+            <w:rPr>
+              <w:rStyle w:val="Hyperlink"/>
+            </w:rPr>
+            <w:t>inologie.</w:t>
+          </w:r>
+        </w:hyperlink>
       </w:r>
     </w:p>
     <w:p>
